--- a/assets/resumes/Ayomide_Ajibola_Software_Engineer_Resume.docx
+++ b/assets/resumes/Ayomide_Ajibola_Software_Engineer_Resume.docx
@@ -4,7 +4,7 @@
   <w:body>
     <w:p>
       <w:pPr>
-        <w:spacing w:before="0" w:after="40"/>
+        <w:spacing w:before="0" w:after="20"/>
         <w:jc w:val="center"/>
       </w:pPr>
       <w:r>
@@ -12,7 +12,7 @@
           <w:rFonts w:ascii="Calibri" w:hAnsi="Calibri"/>
           <w:b/>
           <w:color w:val="182B49"/>
-          <w:sz w:val="34"/>
+          <w:sz w:val="33"/>
         </w:rPr>
         <w:t>AYOMIDE AJIBOLA</w:t>
       </w:r>
@@ -26,21 +26,21 @@
         <w:rPr>
           <w:rFonts w:ascii="Calibri" w:hAnsi="Calibri"/>
           <w:color w:val="323232"/>
-          <w:sz w:val="19"/>
+          <w:sz w:val="18"/>
         </w:rPr>
         <w:t>Irvington, NJ | (443) 561-7501 | aajibolajabell@gmail.com | Authorized to work in the U.S.</w:t>
       </w:r>
     </w:p>
     <w:p>
       <w:pPr>
-        <w:spacing w:before="0" w:after="120"/>
+        <w:spacing w:before="0" w:after="80"/>
         <w:jc w:val="center"/>
       </w:pPr>
       <w:r>
         <w:rPr>
           <w:rFonts w:ascii="Calibri" w:hAnsi="Calibri"/>
           <w:color w:val="3C3C3C"/>
-          <w:sz w:val="19"/>
+          <w:sz w:val="18"/>
         </w:rPr>
         <w:t>LinkedIn: linkedin.com/in/ayomide-a-70396319b | GitHub: github.com/ayomide-ajibola | GPA: 3.5 / 4.0</w:t>
       </w:r>
@@ -48,9 +48,9 @@
     <w:p>
       <w:pPr>
         <w:keepNext/>
-        <w:spacing w:before="120" w:after="60"/>
+        <w:spacing w:before="100" w:after="40"/>
         <w:pBdr>
-          <w:bottom w:val="single" w:sz="8" w:space="1" w:color="182B49"/>
+          <w:bottom w:val="single" w:sz="6" w:space="1" w:color="182B49"/>
         </w:pBdr>
       </w:pPr>
       <w:r>
@@ -58,29 +58,29 @@
           <w:rFonts w:ascii="Calibri" w:hAnsi="Calibri"/>
           <w:b/>
           <w:color w:val="182B49"/>
-          <w:sz w:val="22"/>
+          <w:sz w:val="21"/>
         </w:rPr>
         <w:t>PROFESSIONAL SUMMARY</w:t>
       </w:r>
     </w:p>
     <w:p>
       <w:pPr>
-        <w:spacing w:before="20" w:after="40" w:line="264" w:lineRule="auto"/>
+        <w:spacing w:before="20" w:after="40" w:line="254" w:lineRule="auto"/>
       </w:pPr>
       <w:r>
         <w:rPr>
           <w:rFonts w:ascii="Calibri" w:hAnsi="Calibri"/>
-          <w:sz w:val="19"/>
+          <w:sz w:val="18"/>
         </w:rPr>
-        <w:t>Software Engineer and M.S. Candidate in Computational Science &amp; Engineering with strong expertise in distributed data engineering (PySpark, PostgreSQL), backend development, automated test engineering, and cloud deployment (AWS Certified). Experienced building modular ETL microservices, integrating hardware/software systems during an industry internship at KLA-Tencor, and designing scalable machine learning pipelines in Python. Proficient in Python, Java, C++, SQL, Bash, Git, and CI/CD automation.</w:t>
+        <w:t>I want to utilize my accelerated dual-degree background in Computational Science &amp; Engineering (B.S. &amp; M.S., 3.5 GPA) and corporate internship experience at KLA-Tencor to break into the tech industry as an entry-level Software Engineer, Backend Engineer, or QA/Test Automation Engineer. Skilled in distributed data engineering (PySpark, PostgreSQL), full-stack application development, automated test engineering, and cloud deployment (AWS Certified), with strong competencies in Python, Java, C++, SQL, Bash, Git, and CI/CD automation.</w:t>
       </w:r>
     </w:p>
     <w:p>
       <w:pPr>
         <w:keepNext/>
-        <w:spacing w:before="120" w:after="60"/>
+        <w:spacing w:before="100" w:after="40"/>
         <w:pBdr>
-          <w:bottom w:val="single" w:sz="8" w:space="1" w:color="182B49"/>
+          <w:bottom w:val="single" w:sz="6" w:space="1" w:color="182B49"/>
         </w:pBdr>
       </w:pPr>
       <w:r>
@@ -88,9 +88,79 @@
           <w:rFonts w:ascii="Calibri" w:hAnsi="Calibri"/>
           <w:b/>
           <w:color w:val="182B49"/>
-          <w:sz w:val="22"/>
+          <w:sz w:val="21"/>
         </w:rPr>
-        <w:t>EDUCATION</w:t>
+        <w:t>TECHNICAL SKILLS &amp; COMPETENCIES</w:t>
+      </w:r>
+    </w:p>
+    <w:p>
+      <w:pPr>
+        <w:pStyle w:val="ListBullet"/>
+        <w:spacing w:before="0" w:after="20" w:line="252" w:lineRule="auto"/>
+      </w:pPr>
+      <w:r>
+        <w:rPr>
+          <w:rFonts w:ascii="Calibri" w:hAnsi="Calibri"/>
+          <w:sz w:val="18"/>
+        </w:rPr>
+        <w:t>Languages: Python, Java, C, C++, SQL, Bash, JavaScript, HTML5/CSS3, PHP.</w:t>
+      </w:r>
+    </w:p>
+    <w:p>
+      <w:pPr>
+        <w:pStyle w:val="ListBullet"/>
+        <w:spacing w:before="0" w:after="20" w:line="252" w:lineRule="auto"/>
+      </w:pPr>
+      <w:r>
+        <w:rPr>
+          <w:rFonts w:ascii="Calibri" w:hAnsi="Calibri"/>
+          <w:sz w:val="18"/>
+        </w:rPr>
+        <w:t>Frameworks &amp; Big Data: Apache PySpark, PyTorch, scikit-learn, REST APIs, JDBC.</w:t>
+      </w:r>
+    </w:p>
+    <w:p>
+      <w:pPr>
+        <w:pStyle w:val="ListBullet"/>
+        <w:spacing w:before="0" w:after="20" w:line="252" w:lineRule="auto"/>
+      </w:pPr>
+      <w:r>
+        <w:rPr>
+          <w:rFonts w:ascii="Calibri" w:hAnsi="Calibri"/>
+          <w:sz w:val="18"/>
+        </w:rPr>
+        <w:t>Databases &amp; Cloud: PostgreSQL, MySQL, AWS (EC2, S3, IAM - Certified), Firebase, Linux/Ubuntu (WSL).</w:t>
+      </w:r>
+    </w:p>
+    <w:p>
+      <w:pPr>
+        <w:pStyle w:val="ListBullet"/>
+        <w:spacing w:before="0" w:after="20" w:line="252" w:lineRule="auto"/>
+      </w:pPr>
+      <w:r>
+        <w:rPr>
+          <w:rFonts w:ascii="Calibri" w:hAnsi="Calibri"/>
+          <w:sz w:val="18"/>
+        </w:rPr>
+        <w:t>Developer Tools &amp; Practices: Git, GitHub Actions (CI/CD), Black, Pytest, Docker basics, Agile/Scrum, Jira, Test Automation, Code Review.</w:t>
+      </w:r>
+    </w:p>
+    <w:p>
+      <w:pPr>
+        <w:keepNext/>
+        <w:spacing w:before="100" w:after="40"/>
+        <w:pBdr>
+          <w:bottom w:val="single" w:sz="6" w:space="1" w:color="182B49"/>
+        </w:pBdr>
+      </w:pPr>
+      <w:r>
+        <w:rPr>
+          <w:rFonts w:ascii="Calibri" w:hAnsi="Calibri"/>
+          <w:b/>
+          <w:color w:val="182B49"/>
+          <w:sz w:val="21"/>
+        </w:rPr>
+        <w:t>EDUCATION &amp; ACADEMIC FOUNDATIONS</w:t>
       </w:r>
     </w:p>
     <w:tbl>
@@ -101,13 +171,13 @@
         <w:tblLook w:firstColumn="1" w:firstRow="1" w:lastColumn="0" w:lastRow="0" w:noHBand="0" w:noVBand="1" w:val="04A0"/>
       </w:tblPr>
       <w:tblGrid>
-        <w:gridCol w:w="7488"/>
-        <w:gridCol w:w="2880"/>
+        <w:gridCol w:w="7632"/>
+        <w:gridCol w:w="3024"/>
       </w:tblGrid>
       <w:tr>
         <w:tc>
           <w:tcPr>
-            <w:tcW w:type="dxa" w:w="5184"/>
+            <w:tcW w:type="dxa" w:w="5328"/>
             <w:tcMar>
               <w:top w:w="0" w:type="dxa"/>
               <w:bottom w:w="0" w:type="dxa"/>
@@ -118,13 +188,13 @@
           <w:p>
             <w:pPr>
               <w:keepNext/>
-              <w:spacing w:before="60" w:after="20"/>
+              <w:spacing w:before="40" w:after="10"/>
             </w:pPr>
             <w:r>
               <w:rPr>
                 <w:rFonts w:ascii="Calibri" w:hAnsi="Calibri"/>
                 <w:b/>
-                <w:sz w:val="20"/>
+                <w:sz w:val="19"/>
               </w:rPr>
               <w:t>Master of Science in Computational Science &amp; Engineering</w:t>
             </w:r>
@@ -132,7 +202,7 @@
               <w:rPr>
                 <w:rFonts w:ascii="Calibri" w:hAnsi="Calibri"/>
                 <w:i/>
-                <w:sz w:val="20"/>
+                <w:sz w:val="19"/>
               </w:rPr>
               <w:t xml:space="preserve"> | Kean University</w:t>
             </w:r>
@@ -140,7 +210,7 @@
         </w:tc>
         <w:tc>
           <w:tcPr>
-            <w:tcW w:type="dxa" w:w="5184"/>
+            <w:tcW w:type="dxa" w:w="5328"/>
             <w:tcMar>
               <w:top w:w="0" w:type="dxa"/>
               <w:bottom w:w="0" w:type="dxa"/>
@@ -151,16 +221,16 @@
           <w:p>
             <w:pPr>
               <w:keepNext/>
-              <w:spacing w:before="60" w:after="20"/>
+              <w:spacing w:before="40" w:after="10"/>
               <w:jc w:val="right"/>
             </w:pPr>
             <w:r>
               <w:rPr>
                 <w:rFonts w:ascii="Calibri" w:hAnsi="Calibri"/>
                 <w:color w:val="464646"/>
-                <w:sz w:val="19"/>
+                <w:sz w:val="18"/>
               </w:rPr>
-              <w:t>Union, NJ | Expected May 2026</w:t>
+              <w:t>Union, NJ | May 2026</w:t>
             </w:r>
           </w:p>
         </w:tc>
@@ -169,25 +239,25 @@
     <w:p>
       <w:pPr>
         <w:pStyle w:val="ListBullet"/>
-        <w:spacing w:before="0" w:after="30" w:line="259" w:lineRule="auto"/>
+        <w:spacing w:before="0" w:after="20" w:line="252" w:lineRule="auto"/>
       </w:pPr>
       <w:r>
         <w:rPr>
           <w:rFonts w:ascii="Calibri" w:hAnsi="Calibri"/>
-          <w:sz w:val="19"/>
+          <w:sz w:val="18"/>
         </w:rPr>
-        <w:t>GPA: 3.5/4.0 | Focus: Distributed Computing, Database Systems, High-Performance Computing, Software Systems Modeling.</w:t>
+        <w:t>Cumulative GPA: 3.5 / 4.0 | Focus: Distributed Computing, Database Systems, High-Performance Computing, Software Systems Modeling.</w:t>
       </w:r>
     </w:p>
     <w:p>
       <w:pPr>
         <w:pStyle w:val="ListBullet"/>
-        <w:spacing w:before="0" w:after="30" w:line="259" w:lineRule="auto"/>
+        <w:spacing w:before="0" w:after="20" w:line="252" w:lineRule="auto"/>
       </w:pPr>
       <w:r>
         <w:rPr>
           <w:rFonts w:ascii="Calibri" w:hAnsi="Calibri"/>
-          <w:sz w:val="19"/>
+          <w:sz w:val="18"/>
         </w:rPr>
         <w:t>Master's Thesis: "Using LLMs and Machine Learning to Auto-Label and Summarize Wearable Sensing Logs for Continuous Health Monitoring".</w:t>
       </w:r>
@@ -200,13 +270,13 @@
         <w:tblLook w:firstColumn="1" w:firstRow="1" w:lastColumn="0" w:lastRow="0" w:noHBand="0" w:noVBand="1" w:val="04A0"/>
       </w:tblPr>
       <w:tblGrid>
-        <w:gridCol w:w="7488"/>
-        <w:gridCol w:w="2880"/>
+        <w:gridCol w:w="7632"/>
+        <w:gridCol w:w="3024"/>
       </w:tblGrid>
       <w:tr>
         <w:tc>
           <w:tcPr>
-            <w:tcW w:type="dxa" w:w="5184"/>
+            <w:tcW w:type="dxa" w:w="5328"/>
             <w:tcMar>
               <w:top w:w="0" w:type="dxa"/>
               <w:bottom w:w="0" w:type="dxa"/>
@@ -217,13 +287,13 @@
           <w:p>
             <w:pPr>
               <w:keepNext/>
-              <w:spacing w:before="60" w:after="20"/>
+              <w:spacing w:before="40" w:after="10"/>
             </w:pPr>
             <w:r>
               <w:rPr>
                 <w:rFonts w:ascii="Calibri" w:hAnsi="Calibri"/>
                 <w:b/>
-                <w:sz w:val="20"/>
+                <w:sz w:val="19"/>
               </w:rPr>
               <w:t>Bachelor of Science in Computational Science &amp; Engineering</w:t>
             </w:r>
@@ -231,7 +301,7 @@
               <w:rPr>
                 <w:rFonts w:ascii="Calibri" w:hAnsi="Calibri"/>
                 <w:i/>
-                <w:sz w:val="20"/>
+                <w:sz w:val="19"/>
               </w:rPr>
               <w:t xml:space="preserve"> | Kean University</w:t>
             </w:r>
@@ -239,7 +309,7 @@
         </w:tc>
         <w:tc>
           <w:tcPr>
-            <w:tcW w:type="dxa" w:w="5184"/>
+            <w:tcW w:type="dxa" w:w="5328"/>
             <w:tcMar>
               <w:top w:w="0" w:type="dxa"/>
               <w:bottom w:w="0" w:type="dxa"/>
@@ -250,14 +320,14 @@
           <w:p>
             <w:pPr>
               <w:keepNext/>
-              <w:spacing w:before="60" w:after="20"/>
+              <w:spacing w:before="40" w:after="10"/>
               <w:jc w:val="right"/>
             </w:pPr>
             <w:r>
               <w:rPr>
                 <w:rFonts w:ascii="Calibri" w:hAnsi="Calibri"/>
                 <w:color w:val="464646"/>
-                <w:sz w:val="19"/>
+                <w:sz w:val="18"/>
               </w:rPr>
               <w:t>Union, NJ | May 2025</w:t>
             </w:r>
@@ -268,12 +338,12 @@
     <w:p>
       <w:pPr>
         <w:pStyle w:val="ListBullet"/>
-        <w:spacing w:before="0" w:after="30" w:line="259" w:lineRule="auto"/>
+        <w:spacing w:before="0" w:after="20" w:line="252" w:lineRule="auto"/>
       </w:pPr>
       <w:r>
         <w:rPr>
           <w:rFonts w:ascii="Calibri" w:hAnsi="Calibri"/>
-          <w:sz w:val="19"/>
+          <w:sz w:val="18"/>
         </w:rPr>
         <w:t>Relevant Coursework: Software Engineering, Data Structures &amp; Algorithms, Computer Systems Architecture, Database Management, Artificial Intelligence.</w:t>
       </w:r>
@@ -281,9 +351,9 @@
     <w:p>
       <w:pPr>
         <w:keepNext/>
-        <w:spacing w:before="120" w:after="60"/>
+        <w:spacing w:before="100" w:after="40"/>
         <w:pBdr>
-          <w:bottom w:val="single" w:sz="8" w:space="1" w:color="182B49"/>
+          <w:bottom w:val="single" w:sz="6" w:space="1" w:color="182B49"/>
         </w:pBdr>
       </w:pPr>
       <w:r>
@@ -291,457 +361,7 @@
           <w:rFonts w:ascii="Calibri" w:hAnsi="Calibri"/>
           <w:b/>
           <w:color w:val="182B49"/>
-          <w:sz w:val="22"/>
-        </w:rPr>
-        <w:t>TECHNICAL SKILLS</w:t>
-      </w:r>
-    </w:p>
-    <w:p>
-      <w:pPr>
-        <w:pStyle w:val="ListBullet"/>
-        <w:spacing w:before="0" w:after="30" w:line="259" w:lineRule="auto"/>
-      </w:pPr>
-      <w:r>
-        <w:rPr>
-          <w:rFonts w:ascii="Calibri" w:hAnsi="Calibri"/>
-          <w:sz w:val="19"/>
-        </w:rPr>
-        <w:t>Languages: Python, Java, C, C++, SQL, Bash, JavaScript, HTML5/CSS3, PHP.</w:t>
-      </w:r>
-    </w:p>
-    <w:p>
-      <w:pPr>
-        <w:pStyle w:val="ListBullet"/>
-        <w:spacing w:before="0" w:after="30" w:line="259" w:lineRule="auto"/>
-      </w:pPr>
-      <w:r>
-        <w:rPr>
-          <w:rFonts w:ascii="Calibri" w:hAnsi="Calibri"/>
-          <w:sz w:val="19"/>
-        </w:rPr>
-        <w:t>Frameworks &amp; Big Data: Apache PySpark, PyTorch, scikit-learn, REST APIs, JDBC.</w:t>
-      </w:r>
-    </w:p>
-    <w:p>
-      <w:pPr>
-        <w:pStyle w:val="ListBullet"/>
-        <w:spacing w:before="0" w:after="30" w:line="259" w:lineRule="auto"/>
-      </w:pPr>
-      <w:r>
-        <w:rPr>
-          <w:rFonts w:ascii="Calibri" w:hAnsi="Calibri"/>
-          <w:sz w:val="19"/>
-        </w:rPr>
-        <w:t>Databases &amp; Cloud: PostgreSQL, MySQL, AWS (EC2, S3, IAM - Certified), Firebase, Linux/Ubuntu (WSL).</w:t>
-      </w:r>
-    </w:p>
-    <w:p>
-      <w:pPr>
-        <w:pStyle w:val="ListBullet"/>
-        <w:spacing w:before="0" w:after="30" w:line="259" w:lineRule="auto"/>
-      </w:pPr>
-      <w:r>
-        <w:rPr>
-          <w:rFonts w:ascii="Calibri" w:hAnsi="Calibri"/>
-          <w:sz w:val="19"/>
-        </w:rPr>
-        <w:t>Developer Tools &amp; Practices: Git, GitHub Actions (CI/CD), Black, Pytest, Docker basics, Agile/Scrum, Jira, Test Automation, Code Review.</w:t>
-      </w:r>
-    </w:p>
-    <w:p>
-      <w:pPr>
-        <w:keepNext/>
-        <w:spacing w:before="120" w:after="60"/>
-        <w:pBdr>
-          <w:bottom w:val="single" w:sz="8" w:space="1" w:color="182B49"/>
-        </w:pBdr>
-      </w:pPr>
-      <w:r>
-        <w:rPr>
-          <w:rFonts w:ascii="Calibri" w:hAnsi="Calibri"/>
-          <w:b/>
-          <w:color w:val="182B49"/>
-          <w:sz w:val="22"/>
-        </w:rPr>
-        <w:t>SOFTWARE ENGINEERING PROJECTS</w:t>
-      </w:r>
-    </w:p>
-    <w:tbl>
-      <w:tblPr>
-        <w:tblW w:type="auto" w:w="0"/>
-        <w:jc w:val="center"/>
-        <w:tblLayout w:type="fixed"/>
-        <w:tblLook w:firstColumn="1" w:firstRow="1" w:lastColumn="0" w:lastRow="0" w:noHBand="0" w:noVBand="1" w:val="04A0"/>
-      </w:tblPr>
-      <w:tblGrid>
-        <w:gridCol w:w="7488"/>
-        <w:gridCol w:w="2880"/>
-      </w:tblGrid>
-      <w:tr>
-        <w:tc>
-          <w:tcPr>
-            <w:tcW w:type="dxa" w:w="5184"/>
-            <w:tcMar>
-              <w:top w:w="0" w:type="dxa"/>
-              <w:bottom w:w="0" w:type="dxa"/>
-              <w:left w:w="0" w:type="dxa"/>
-              <w:right w:w="0" w:type="dxa"/>
-            </w:tcMar>
-          </w:tcPr>
-          <w:p>
-            <w:pPr>
-              <w:keepNext/>
-              <w:spacing w:before="60" w:after="20"/>
-            </w:pPr>
-            <w:r>
-              <w:rPr>
-                <w:rFonts w:ascii="Calibri" w:hAnsi="Calibri"/>
-                <w:b/>
-                <w:sz w:val="20"/>
-              </w:rPr>
-              <w:t>Distributed PySpark &amp; PostgreSQL Data Pipeline Engine</w:t>
-            </w:r>
-            <w:r>
-              <w:rPr>
-                <w:rFonts w:ascii="Calibri" w:hAnsi="Calibri"/>
-                <w:i/>
-                <w:sz w:val="20"/>
-              </w:rPr>
-              <w:t xml:space="preserve"> | PySpark, PostgreSQL, JDBC, GitHub Actions</w:t>
-            </w:r>
-          </w:p>
-        </w:tc>
-        <w:tc>
-          <w:tcPr>
-            <w:tcW w:type="dxa" w:w="5184"/>
-            <w:tcMar>
-              <w:top w:w="0" w:type="dxa"/>
-              <w:bottom w:w="0" w:type="dxa"/>
-              <w:left w:w="0" w:type="dxa"/>
-              <w:right w:w="0" w:type="dxa"/>
-            </w:tcMar>
-          </w:tcPr>
-          <w:p>
-            <w:pPr>
-              <w:keepNext/>
-              <w:spacing w:before="60" w:after="20"/>
-              <w:jc w:val="right"/>
-            </w:pPr>
-            <w:r>
-              <w:rPr>
-                <w:rFonts w:ascii="Calibri" w:hAnsi="Calibri"/>
-                <w:color w:val="464646"/>
-                <w:sz w:val="19"/>
-              </w:rPr>
-              <w:t>2026</w:t>
-            </w:r>
-          </w:p>
-        </w:tc>
-      </w:tr>
-    </w:tbl>
-    <w:p>
-      <w:pPr>
-        <w:pStyle w:val="ListBullet"/>
-        <w:spacing w:before="0" w:after="30" w:line="259" w:lineRule="auto"/>
-      </w:pPr>
-      <w:r>
-        <w:rPr>
-          <w:rFonts w:ascii="Calibri" w:hAnsi="Calibri"/>
-          <w:sz w:val="19"/>
-        </w:rPr>
-        <w:t>Architected a modular distributed ETL service in Python utilizing Apache PySpark to extract, transform, and load large multi-attribute tabular datasets.</w:t>
-      </w:r>
-    </w:p>
-    <w:p>
-      <w:pPr>
-        <w:pStyle w:val="ListBullet"/>
-        <w:spacing w:before="0" w:after="30" w:line="259" w:lineRule="auto"/>
-      </w:pPr>
-      <w:r>
-        <w:rPr>
-          <w:rFonts w:ascii="Calibri" w:hAnsi="Calibri"/>
-          <w:sz w:val="19"/>
-        </w:rPr>
-        <w:t>Engineered custom transformation routines for date standardization, type casting, and partition-based single-file CSV generation using PySpark DataFrame APIs.</w:t>
-      </w:r>
-    </w:p>
-    <w:p>
-      <w:pPr>
-        <w:pStyle w:val="ListBullet"/>
-        <w:spacing w:before="0" w:after="30" w:line="259" w:lineRule="auto"/>
-      </w:pPr>
-      <w:r>
-        <w:rPr>
-          <w:rFonts w:ascii="Calibri" w:hAnsi="Calibri"/>
-          <w:sz w:val="19"/>
-        </w:rPr>
-        <w:t>Implemented high-throughput JDBC batch writing into PostgreSQL tables with schema validation and error recovery.</w:t>
-      </w:r>
-    </w:p>
-    <w:p>
-      <w:pPr>
-        <w:pStyle w:val="ListBullet"/>
-        <w:spacing w:before="0" w:after="30" w:line="259" w:lineRule="auto"/>
-      </w:pPr>
-      <w:r>
-        <w:rPr>
-          <w:rFonts w:ascii="Calibri" w:hAnsi="Calibri"/>
-          <w:sz w:val="19"/>
-        </w:rPr>
-        <w:t>Configured automated CI pipelines with GitHub Actions to enforce Black formatting and lint checks on every commit.</w:t>
-      </w:r>
-    </w:p>
-    <w:tbl>
-      <w:tblPr>
-        <w:tblW w:type="auto" w:w="0"/>
-        <w:jc w:val="center"/>
-        <w:tblLayout w:type="fixed"/>
-        <w:tblLook w:firstColumn="1" w:firstRow="1" w:lastColumn="0" w:lastRow="0" w:noHBand="0" w:noVBand="1" w:val="04A0"/>
-      </w:tblPr>
-      <w:tblGrid>
-        <w:gridCol w:w="7488"/>
-        <w:gridCol w:w="2880"/>
-      </w:tblGrid>
-      <w:tr>
-        <w:tc>
-          <w:tcPr>
-            <w:tcW w:type="dxa" w:w="5184"/>
-            <w:tcMar>
-              <w:top w:w="0" w:type="dxa"/>
-              <w:bottom w:w="0" w:type="dxa"/>
-              <w:left w:w="0" w:type="dxa"/>
-              <w:right w:w="0" w:type="dxa"/>
-            </w:tcMar>
-          </w:tcPr>
-          <w:p>
-            <w:pPr>
-              <w:keepNext/>
-              <w:spacing w:before="60" w:after="20"/>
-            </w:pPr>
-            <w:r>
-              <w:rPr>
-                <w:rFonts w:ascii="Calibri" w:hAnsi="Calibri"/>
-                <w:b/>
-                <w:sz w:val="20"/>
-              </w:rPr>
-              <w:t>Hybrid Machine Learning &amp; LLM Inference Pipeline (Master's Thesis)</w:t>
-            </w:r>
-            <w:r>
-              <w:rPr>
-                <w:rFonts w:ascii="Calibri" w:hAnsi="Calibri"/>
-                <w:i/>
-                <w:sz w:val="20"/>
-              </w:rPr>
-              <w:t xml:space="preserve"> | Python, PyTorch, HuggingFace, scikit-learn</w:t>
-            </w:r>
-          </w:p>
-        </w:tc>
-        <w:tc>
-          <w:tcPr>
-            <w:tcW w:type="dxa" w:w="5184"/>
-            <w:tcMar>
-              <w:top w:w="0" w:type="dxa"/>
-              <w:bottom w:w="0" w:type="dxa"/>
-              <w:left w:w="0" w:type="dxa"/>
-              <w:right w:w="0" w:type="dxa"/>
-            </w:tcMar>
-          </w:tcPr>
-          <w:p>
-            <w:pPr>
-              <w:keepNext/>
-              <w:spacing w:before="60" w:after="20"/>
-              <w:jc w:val="right"/>
-            </w:pPr>
-            <w:r>
-              <w:rPr>
-                <w:rFonts w:ascii="Calibri" w:hAnsi="Calibri"/>
-                <w:color w:val="464646"/>
-                <w:sz w:val="19"/>
-              </w:rPr>
-              <w:t>2025 – 2026</w:t>
-            </w:r>
-          </w:p>
-        </w:tc>
-      </w:tr>
-    </w:tbl>
-    <w:p>
-      <w:pPr>
-        <w:pStyle w:val="ListBullet"/>
-        <w:spacing w:before="0" w:after="30" w:line="259" w:lineRule="auto"/>
-      </w:pPr>
-      <w:r>
-        <w:rPr>
-          <w:rFonts w:ascii="Calibri" w:hAnsi="Calibri"/>
-          <w:sz w:val="19"/>
-        </w:rPr>
-        <w:t>Built an end-to-end classification system processing 720k+ sensor records using Python, PyTorch (1D-CNN, LSTM), and HuggingFace Transformers.</w:t>
-      </w:r>
-    </w:p>
-    <w:p>
-      <w:pPr>
-        <w:pStyle w:val="ListBullet"/>
-        <w:spacing w:before="0" w:after="30" w:line="259" w:lineRule="auto"/>
-      </w:pPr>
-      <w:r>
-        <w:rPr>
-          <w:rFonts w:ascii="Calibri" w:hAnsi="Calibri"/>
-          <w:sz w:val="19"/>
-        </w:rPr>
-        <w:t>Integrated 4-bit quantized open-weight LLMs (Phi-3-Mini, Gemma-2B) into a unified inference harness with few-shot context injection.</w:t>
-      </w:r>
-    </w:p>
-    <w:p>
-      <w:pPr>
-        <w:pStyle w:val="ListBullet"/>
-        <w:spacing w:before="0" w:after="30" w:line="259" w:lineRule="auto"/>
-      </w:pPr>
-      <w:r>
-        <w:rPr>
-          <w:rFonts w:ascii="Calibri" w:hAnsi="Calibri"/>
-          <w:sz w:val="19"/>
-        </w:rPr>
-        <w:t>Developed a soft-voting ensemble module uniting SVM probability vectors with LLM semantic log-odds, achieving 96% classification accuracy.</w:t>
-      </w:r>
-    </w:p>
-    <w:p>
-      <w:pPr>
-        <w:pStyle w:val="ListBullet"/>
-        <w:spacing w:before="0" w:after="30" w:line="259" w:lineRule="auto"/>
-      </w:pPr>
-      <w:r>
-        <w:rPr>
-          <w:rFonts w:ascii="Calibri" w:hAnsi="Calibri"/>
-          <w:sz w:val="19"/>
-        </w:rPr>
-        <w:t>Packaged structured JSON logging and timeline analysis for automated behavioral reporting.</w:t>
-      </w:r>
-    </w:p>
-    <w:tbl>
-      <w:tblPr>
-        <w:tblW w:type="auto" w:w="0"/>
-        <w:jc w:val="center"/>
-        <w:tblLayout w:type="fixed"/>
-        <w:tblLook w:firstColumn="1" w:firstRow="1" w:lastColumn="0" w:lastRow="0" w:noHBand="0" w:noVBand="1" w:val="04A0"/>
-      </w:tblPr>
-      <w:tblGrid>
-        <w:gridCol w:w="7488"/>
-        <w:gridCol w:w="2880"/>
-      </w:tblGrid>
-      <w:tr>
-        <w:tc>
-          <w:tcPr>
-            <w:tcW w:type="dxa" w:w="5184"/>
-            <w:tcMar>
-              <w:top w:w="0" w:type="dxa"/>
-              <w:bottom w:w="0" w:type="dxa"/>
-              <w:left w:w="0" w:type="dxa"/>
-              <w:right w:w="0" w:type="dxa"/>
-            </w:tcMar>
-          </w:tcPr>
-          <w:p>
-            <w:pPr>
-              <w:keepNext/>
-              <w:spacing w:before="60" w:after="20"/>
-            </w:pPr>
-            <w:r>
-              <w:rPr>
-                <w:rFonts w:ascii="Calibri" w:hAnsi="Calibri"/>
-                <w:b/>
-                <w:sz w:val="20"/>
-              </w:rPr>
-              <w:t>Hotel Management &amp; Relational Database Web Application</w:t>
-            </w:r>
-            <w:r>
-              <w:rPr>
-                <w:rFonts w:ascii="Calibri" w:hAnsi="Calibri"/>
-                <w:i/>
-                <w:sz w:val="20"/>
-              </w:rPr>
-              <w:t xml:space="preserve"> | MySQL, PHP, JavaScript, SQL, AWS</w:t>
-            </w:r>
-          </w:p>
-        </w:tc>
-        <w:tc>
-          <w:tcPr>
-            <w:tcW w:type="dxa" w:w="5184"/>
-            <w:tcMar>
-              <w:top w:w="0" w:type="dxa"/>
-              <w:bottom w:w="0" w:type="dxa"/>
-              <w:left w:w="0" w:type="dxa"/>
-              <w:right w:w="0" w:type="dxa"/>
-            </w:tcMar>
-          </w:tcPr>
-          <w:p>
-            <w:pPr>
-              <w:keepNext/>
-              <w:spacing w:before="60" w:after="20"/>
-              <w:jc w:val="right"/>
-            </w:pPr>
-            <w:r>
-              <w:rPr>
-                <w:rFonts w:ascii="Calibri" w:hAnsi="Calibri"/>
-                <w:color w:val="464646"/>
-                <w:sz w:val="19"/>
-              </w:rPr>
-              <w:t>2025</w:t>
-            </w:r>
-          </w:p>
-        </w:tc>
-      </w:tr>
-    </w:tbl>
-    <w:p>
-      <w:pPr>
-        <w:pStyle w:val="ListBullet"/>
-        <w:spacing w:before="0" w:after="30" w:line="259" w:lineRule="auto"/>
-      </w:pPr>
-      <w:r>
-        <w:rPr>
-          <w:rFonts w:ascii="Calibri" w:hAnsi="Calibri"/>
-          <w:sz w:val="19"/>
-        </w:rPr>
-        <w:t>Designed and normalized a relational database schema in MySQL managing guest accounts, reservations, room inventories, and transaction logs.</w:t>
-      </w:r>
-    </w:p>
-    <w:p>
-      <w:pPr>
-        <w:pStyle w:val="ListBullet"/>
-        <w:spacing w:before="0" w:after="30" w:line="259" w:lineRule="auto"/>
-      </w:pPr>
-      <w:r>
-        <w:rPr>
-          <w:rFonts w:ascii="Calibri" w:hAnsi="Calibri"/>
-          <w:sz w:val="19"/>
-        </w:rPr>
-        <w:t>Developed backend API endpoints using PHP with parameterized SQL queries to protect against SQL injection vulnerabilities.</w:t>
-      </w:r>
-    </w:p>
-    <w:p>
-      <w:pPr>
-        <w:pStyle w:val="ListBullet"/>
-        <w:spacing w:before="0" w:after="30" w:line="259" w:lineRule="auto"/>
-      </w:pPr>
-      <w:r>
-        <w:rPr>
-          <w:rFonts w:ascii="Calibri" w:hAnsi="Calibri"/>
-          <w:sz w:val="19"/>
-        </w:rPr>
-        <w:t>Integrated front-end forms with responsive JavaScript validation and deployed the full application stack onto AWS cloud infrastructure.</w:t>
-      </w:r>
-    </w:p>
-    <w:p>
-      <w:pPr>
-        <w:keepNext/>
-        <w:spacing w:before="120" w:after="60"/>
-        <w:pBdr>
-          <w:bottom w:val="single" w:sz="8" w:space="1" w:color="182B49"/>
-        </w:pBdr>
-      </w:pPr>
-      <w:r>
-        <w:rPr>
-          <w:rFonts w:ascii="Calibri" w:hAnsi="Calibri"/>
-          <w:b/>
-          <w:color w:val="182B49"/>
-          <w:sz w:val="22"/>
+          <w:sz w:val="21"/>
         </w:rPr>
         <w:t>PROFESSIONAL EXPERIENCE</w:t>
       </w:r>
@@ -754,13 +374,13 @@
         <w:tblLook w:firstColumn="1" w:firstRow="1" w:lastColumn="0" w:lastRow="0" w:noHBand="0" w:noVBand="1" w:val="04A0"/>
       </w:tblPr>
       <w:tblGrid>
-        <w:gridCol w:w="7488"/>
-        <w:gridCol w:w="2880"/>
+        <w:gridCol w:w="7632"/>
+        <w:gridCol w:w="3024"/>
       </w:tblGrid>
       <w:tr>
         <w:tc>
           <w:tcPr>
-            <w:tcW w:type="dxa" w:w="5184"/>
+            <w:tcW w:type="dxa" w:w="5328"/>
             <w:tcMar>
               <w:top w:w="0" w:type="dxa"/>
               <w:bottom w:w="0" w:type="dxa"/>
@@ -771,13 +391,13 @@
           <w:p>
             <w:pPr>
               <w:keepNext/>
-              <w:spacing w:before="60" w:after="20"/>
+              <w:spacing w:before="40" w:after="10"/>
             </w:pPr>
             <w:r>
               <w:rPr>
                 <w:rFonts w:ascii="Calibri" w:hAnsi="Calibri"/>
                 <w:b/>
-                <w:sz w:val="20"/>
+                <w:sz w:val="19"/>
               </w:rPr>
               <w:t>Software &amp; Systems Integration Intern</w:t>
             </w:r>
@@ -785,7 +405,7 @@
               <w:rPr>
                 <w:rFonts w:ascii="Calibri" w:hAnsi="Calibri"/>
                 <w:i/>
-                <w:sz w:val="20"/>
+                <w:sz w:val="19"/>
               </w:rPr>
               <w:t xml:space="preserve"> | ECI / KLA-Tencor Corporation</w:t>
             </w:r>
@@ -793,7 +413,7 @@
         </w:tc>
         <w:tc>
           <w:tcPr>
-            <w:tcW w:type="dxa" w:w="5184"/>
+            <w:tcW w:type="dxa" w:w="5328"/>
             <w:tcMar>
               <w:top w:w="0" w:type="dxa"/>
               <w:bottom w:w="0" w:type="dxa"/>
@@ -804,14 +424,14 @@
           <w:p>
             <w:pPr>
               <w:keepNext/>
-              <w:spacing w:before="60" w:after="20"/>
+              <w:spacing w:before="40" w:after="10"/>
               <w:jc w:val="right"/>
             </w:pPr>
             <w:r>
               <w:rPr>
                 <w:rFonts w:ascii="Calibri" w:hAnsi="Calibri"/>
                 <w:color w:val="464646"/>
-                <w:sz w:val="19"/>
+                <w:sz w:val="18"/>
               </w:rPr>
               <w:t>Totowa, NJ | Jun 2022 – Sep 2022</w:t>
             </w:r>
@@ -822,12 +442,12 @@
     <w:p>
       <w:pPr>
         <w:pStyle w:val="ListBullet"/>
-        <w:spacing w:before="0" w:after="30" w:line="259" w:lineRule="auto"/>
+        <w:spacing w:before="0" w:after="20" w:line="252" w:lineRule="auto"/>
       </w:pPr>
       <w:r>
         <w:rPr>
           <w:rFonts w:ascii="Calibri" w:hAnsi="Calibri"/>
-          <w:sz w:val="19"/>
+          <w:sz w:val="18"/>
         </w:rPr>
         <w:t>Configured and validated prototype semiconductor metrology systems integrating embedded hardware sensors and software diagnostic controllers.</w:t>
       </w:r>
@@ -835,12 +455,12 @@
     <w:p>
       <w:pPr>
         <w:pStyle w:val="ListBullet"/>
-        <w:spacing w:before="0" w:after="30" w:line="259" w:lineRule="auto"/>
+        <w:spacing w:before="0" w:after="20" w:line="252" w:lineRule="auto"/>
       </w:pPr>
       <w:r>
         <w:rPr>
           <w:rFonts w:ascii="Calibri" w:hAnsi="Calibri"/>
-          <w:sz w:val="19"/>
+          <w:sz w:val="18"/>
         </w:rPr>
         <w:t>Developed automated Python and Bash test suites to verify sensor communication protocols, reducing manual testing time by 30%.</w:t>
       </w:r>
@@ -848,12 +468,12 @@
     <w:p>
       <w:pPr>
         <w:pStyle w:val="ListBullet"/>
-        <w:spacing w:before="0" w:after="30" w:line="259" w:lineRule="auto"/>
+        <w:spacing w:before="0" w:after="20" w:line="252" w:lineRule="auto"/>
       </w:pPr>
       <w:r>
         <w:rPr>
           <w:rFonts w:ascii="Calibri" w:hAnsi="Calibri"/>
-          <w:sz w:val="19"/>
+          <w:sz w:val="18"/>
         </w:rPr>
         <w:t>Documented software defects and regression anomalies in Jira; collaborated with senior firmware and software engineers during daily Agile standups.</w:t>
       </w:r>
@@ -866,13 +486,13 @@
         <w:tblLook w:firstColumn="1" w:firstRow="1" w:lastColumn="0" w:lastRow="0" w:noHBand="0" w:noVBand="1" w:val="04A0"/>
       </w:tblPr>
       <w:tblGrid>
-        <w:gridCol w:w="7488"/>
-        <w:gridCol w:w="2880"/>
+        <w:gridCol w:w="7632"/>
+        <w:gridCol w:w="3024"/>
       </w:tblGrid>
       <w:tr>
         <w:tc>
           <w:tcPr>
-            <w:tcW w:type="dxa" w:w="5184"/>
+            <w:tcW w:type="dxa" w:w="5328"/>
             <w:tcMar>
               <w:top w:w="0" w:type="dxa"/>
               <w:bottom w:w="0" w:type="dxa"/>
@@ -883,13 +503,13 @@
           <w:p>
             <w:pPr>
               <w:keepNext/>
-              <w:spacing w:before="60" w:after="20"/>
+              <w:spacing w:before="40" w:after="10"/>
             </w:pPr>
             <w:r>
               <w:rPr>
                 <w:rFonts w:ascii="Calibri" w:hAnsi="Calibri"/>
                 <w:b/>
-                <w:sz w:val="20"/>
+                <w:sz w:val="19"/>
               </w:rPr>
               <w:t>Student Research Assistant</w:t>
             </w:r>
@@ -897,7 +517,7 @@
               <w:rPr>
                 <w:rFonts w:ascii="Calibri" w:hAnsi="Calibri"/>
                 <w:i/>
-                <w:sz w:val="20"/>
+                <w:sz w:val="19"/>
               </w:rPr>
               <w:t xml:space="preserve"> | Kean University (GSSRP)</w:t>
             </w:r>
@@ -905,7 +525,7 @@
         </w:tc>
         <w:tc>
           <w:tcPr>
-            <w:tcW w:type="dxa" w:w="5184"/>
+            <w:tcW w:type="dxa" w:w="5328"/>
             <w:tcMar>
               <w:top w:w="0" w:type="dxa"/>
               <w:bottom w:w="0" w:type="dxa"/>
@@ -916,14 +536,14 @@
           <w:p>
             <w:pPr>
               <w:keepNext/>
-              <w:spacing w:before="60" w:after="20"/>
+              <w:spacing w:before="40" w:after="10"/>
               <w:jc w:val="right"/>
             </w:pPr>
             <w:r>
               <w:rPr>
                 <w:rFonts w:ascii="Calibri" w:hAnsi="Calibri"/>
                 <w:color w:val="464646"/>
-                <w:sz w:val="19"/>
+                <w:sz w:val="18"/>
               </w:rPr>
               <w:t>Union, NJ | Jul 2024 – Aug 2024</w:t>
             </w:r>
@@ -934,12 +554,12 @@
     <w:p>
       <w:pPr>
         <w:pStyle w:val="ListBullet"/>
-        <w:spacing w:before="0" w:after="30" w:line="259" w:lineRule="auto"/>
+        <w:spacing w:before="0" w:after="20" w:line="252" w:lineRule="auto"/>
       </w:pPr>
       <w:r>
         <w:rPr>
           <w:rFonts w:ascii="Calibri" w:hAnsi="Calibri"/>
-          <w:sz w:val="19"/>
+          <w:sz w:val="18"/>
         </w:rPr>
         <w:t>Refactored legacy scientific simulation code in Python and MATLAB, diagnosing memory bottlenecks and improving execution efficiency.</w:t>
       </w:r>
@@ -947,14 +567,14 @@
     <w:p>
       <w:pPr>
         <w:pStyle w:val="ListBullet"/>
-        <w:spacing w:before="0" w:after="30" w:line="259" w:lineRule="auto"/>
+        <w:spacing w:before="0" w:after="20" w:line="252" w:lineRule="auto"/>
       </w:pPr>
       <w:r>
         <w:rPr>
           <w:rFonts w:ascii="Calibri" w:hAnsi="Calibri"/>
-          <w:sz w:val="19"/>
+          <w:sz w:val="18"/>
         </w:rPr>
-        <w:t>Automated data transformation and reporting scripts, ensuring version-controlled reproducibility across research milestones.</w:t>
+        <w:t>Automated test data generation and validation workflows, ensuring version-controlled reproducibility across research milestones.</w:t>
       </w:r>
     </w:p>
     <w:tbl>
@@ -965,13 +585,13 @@
         <w:tblLook w:firstColumn="1" w:firstRow="1" w:lastColumn="0" w:lastRow="0" w:noHBand="0" w:noVBand="1" w:val="04A0"/>
       </w:tblPr>
       <w:tblGrid>
-        <w:gridCol w:w="7488"/>
-        <w:gridCol w:w="2880"/>
+        <w:gridCol w:w="7632"/>
+        <w:gridCol w:w="3024"/>
       </w:tblGrid>
       <w:tr>
         <w:tc>
           <w:tcPr>
-            <w:tcW w:type="dxa" w:w="5184"/>
+            <w:tcW w:type="dxa" w:w="5328"/>
             <w:tcMar>
               <w:top w:w="0" w:type="dxa"/>
               <w:bottom w:w="0" w:type="dxa"/>
@@ -982,13 +602,13 @@
           <w:p>
             <w:pPr>
               <w:keepNext/>
-              <w:spacing w:before="60" w:after="20"/>
+              <w:spacing w:before="40" w:after="10"/>
             </w:pPr>
             <w:r>
               <w:rPr>
                 <w:rFonts w:ascii="Calibri" w:hAnsi="Calibri"/>
                 <w:b/>
-                <w:sz w:val="20"/>
+                <w:sz w:val="19"/>
               </w:rPr>
               <w:t>Technical Support &amp; Peer Mentor</w:t>
             </w:r>
@@ -996,7 +616,7 @@
               <w:rPr>
                 <w:rFonts w:ascii="Calibri" w:hAnsi="Calibri"/>
                 <w:i/>
-                <w:sz w:val="20"/>
+                <w:sz w:val="19"/>
               </w:rPr>
               <w:t xml:space="preserve"> | College Steps</w:t>
             </w:r>
@@ -1004,7 +624,7 @@
         </w:tc>
         <w:tc>
           <w:tcPr>
-            <w:tcW w:type="dxa" w:w="5184"/>
+            <w:tcW w:type="dxa" w:w="5328"/>
             <w:tcMar>
               <w:top w:w="0" w:type="dxa"/>
               <w:bottom w:w="0" w:type="dxa"/>
@@ -1015,14 +635,14 @@
           <w:p>
             <w:pPr>
               <w:keepNext/>
-              <w:spacing w:before="60" w:after="20"/>
+              <w:spacing w:before="40" w:after="10"/>
               <w:jc w:val="right"/>
             </w:pPr>
             <w:r>
               <w:rPr>
                 <w:rFonts w:ascii="Calibri" w:hAnsi="Calibri"/>
                 <w:color w:val="464646"/>
-                <w:sz w:val="19"/>
+                <w:sz w:val="18"/>
               </w:rPr>
               <w:t>Union, NJ | Oct 2022 – May 2025</w:t>
             </w:r>
@@ -1033,19 +653,295 @@
     <w:p>
       <w:pPr>
         <w:pStyle w:val="ListBullet"/>
-        <w:spacing w:before="0" w:after="30" w:line="259" w:lineRule="auto"/>
+        <w:spacing w:before="0" w:after="20" w:line="252" w:lineRule="auto"/>
       </w:pPr>
       <w:r>
         <w:rPr>
           <w:rFonts w:ascii="Calibri" w:hAnsi="Calibri"/>
-          <w:sz w:val="19"/>
+          <w:sz w:val="18"/>
         </w:rPr>
         <w:t>Delivered technical troubleshooting, software setup, and digital workflow support for 15+ student users.</w:t>
       </w:r>
     </w:p>
+    <w:p>
+      <w:pPr>
+        <w:keepNext/>
+        <w:spacing w:before="100" w:after="40"/>
+        <w:pBdr>
+          <w:bottom w:val="single" w:sz="6" w:space="1" w:color="182B49"/>
+        </w:pBdr>
+      </w:pPr>
+      <w:r>
+        <w:rPr>
+          <w:rFonts w:ascii="Calibri" w:hAnsi="Calibri"/>
+          <w:b/>
+          <w:color w:val="182B49"/>
+          <w:sz w:val="21"/>
+        </w:rPr>
+        <w:t>FEATURED TECHNICAL PROJECTS</w:t>
+      </w:r>
+    </w:p>
+    <w:tbl>
+      <w:tblPr>
+        <w:tblW w:type="auto" w:w="0"/>
+        <w:jc w:val="center"/>
+        <w:tblLayout w:type="fixed"/>
+        <w:tblLook w:firstColumn="1" w:firstRow="1" w:lastColumn="0" w:lastRow="0" w:noHBand="0" w:noVBand="1" w:val="04A0"/>
+      </w:tblPr>
+      <w:tblGrid>
+        <w:gridCol w:w="7632"/>
+        <w:gridCol w:w="3024"/>
+      </w:tblGrid>
+      <w:tr>
+        <w:tc>
+          <w:tcPr>
+            <w:tcW w:type="dxa" w:w="5328"/>
+            <w:tcMar>
+              <w:top w:w="0" w:type="dxa"/>
+              <w:bottom w:w="0" w:type="dxa"/>
+              <w:left w:w="0" w:type="dxa"/>
+              <w:right w:w="0" w:type="dxa"/>
+            </w:tcMar>
+          </w:tcPr>
+          <w:p>
+            <w:pPr>
+              <w:keepNext/>
+              <w:spacing w:before="40" w:after="10"/>
+            </w:pPr>
+            <w:r>
+              <w:rPr>
+                <w:rFonts w:ascii="Calibri" w:hAnsi="Calibri"/>
+                <w:b/>
+                <w:sz w:val="19"/>
+              </w:rPr>
+              <w:t>Distributed PySpark &amp; PostgreSQL Data Pipeline Engine</w:t>
+            </w:r>
+            <w:r>
+              <w:rPr>
+                <w:rFonts w:ascii="Calibri" w:hAnsi="Calibri"/>
+                <w:i/>
+                <w:sz w:val="19"/>
+              </w:rPr>
+              <w:t xml:space="preserve"> | PySpark, PostgreSQL, JDBC</w:t>
+            </w:r>
+          </w:p>
+        </w:tc>
+        <w:tc>
+          <w:tcPr>
+            <w:tcW w:type="dxa" w:w="5328"/>
+            <w:tcMar>
+              <w:top w:w="0" w:type="dxa"/>
+              <w:bottom w:w="0" w:type="dxa"/>
+              <w:left w:w="0" w:type="dxa"/>
+              <w:right w:w="0" w:type="dxa"/>
+            </w:tcMar>
+          </w:tcPr>
+          <w:p>
+            <w:pPr>
+              <w:keepNext/>
+              <w:spacing w:before="40" w:after="10"/>
+              <w:jc w:val="right"/>
+            </w:pPr>
+            <w:r>
+              <w:rPr>
+                <w:rFonts w:ascii="Calibri" w:hAnsi="Calibri"/>
+                <w:color w:val="464646"/>
+                <w:sz w:val="18"/>
+              </w:rPr>
+              <w:t>2026</w:t>
+            </w:r>
+          </w:p>
+        </w:tc>
+      </w:tr>
+    </w:tbl>
+    <w:p>
+      <w:pPr>
+        <w:pStyle w:val="ListBullet"/>
+        <w:spacing w:before="0" w:after="20" w:line="252" w:lineRule="auto"/>
+      </w:pPr>
+      <w:r>
+        <w:rPr>
+          <w:rFonts w:ascii="Calibri" w:hAnsi="Calibri"/>
+          <w:sz w:val="18"/>
+        </w:rPr>
+        <w:t>Architected a modular distributed ETL service in Python using PySpark; implemented custom routines for type casting, date standardization, and single-file partition writes (.coalesce(1)), batch-loading data into PostgreSQL tables with automated GitHub Actions CI.</w:t>
+      </w:r>
+    </w:p>
+    <w:tbl>
+      <w:tblPr>
+        <w:tblW w:type="auto" w:w="0"/>
+        <w:jc w:val="center"/>
+        <w:tblLayout w:type="fixed"/>
+        <w:tblLook w:firstColumn="1" w:firstRow="1" w:lastColumn="0" w:lastRow="0" w:noHBand="0" w:noVBand="1" w:val="04A0"/>
+      </w:tblPr>
+      <w:tblGrid>
+        <w:gridCol w:w="7632"/>
+        <w:gridCol w:w="3024"/>
+      </w:tblGrid>
+      <w:tr>
+        <w:tc>
+          <w:tcPr>
+            <w:tcW w:type="dxa" w:w="5328"/>
+            <w:tcMar>
+              <w:top w:w="0" w:type="dxa"/>
+              <w:bottom w:w="0" w:type="dxa"/>
+              <w:left w:w="0" w:type="dxa"/>
+              <w:right w:w="0" w:type="dxa"/>
+            </w:tcMar>
+          </w:tcPr>
+          <w:p>
+            <w:pPr>
+              <w:keepNext/>
+              <w:spacing w:before="40" w:after="10"/>
+            </w:pPr>
+            <w:r>
+              <w:rPr>
+                <w:rFonts w:ascii="Calibri" w:hAnsi="Calibri"/>
+                <w:b/>
+                <w:sz w:val="19"/>
+              </w:rPr>
+              <w:t>Hybrid Machine Learning &amp; LLM Inference Pipeline (Thesis)</w:t>
+            </w:r>
+            <w:r>
+              <w:rPr>
+                <w:rFonts w:ascii="Calibri" w:hAnsi="Calibri"/>
+                <w:i/>
+                <w:sz w:val="19"/>
+              </w:rPr>
+              <w:t xml:space="preserve"> | Python, PyTorch, HuggingFace</w:t>
+            </w:r>
+          </w:p>
+        </w:tc>
+        <w:tc>
+          <w:tcPr>
+            <w:tcW w:type="dxa" w:w="5328"/>
+            <w:tcMar>
+              <w:top w:w="0" w:type="dxa"/>
+              <w:bottom w:w="0" w:type="dxa"/>
+              <w:left w:w="0" w:type="dxa"/>
+              <w:right w:w="0" w:type="dxa"/>
+            </w:tcMar>
+          </w:tcPr>
+          <w:p>
+            <w:pPr>
+              <w:keepNext/>
+              <w:spacing w:before="40" w:after="10"/>
+              <w:jc w:val="right"/>
+            </w:pPr>
+            <w:r>
+              <w:rPr>
+                <w:rFonts w:ascii="Calibri" w:hAnsi="Calibri"/>
+                <w:color w:val="464646"/>
+                <w:sz w:val="18"/>
+              </w:rPr>
+              <w:t>2025 – 2026</w:t>
+            </w:r>
+          </w:p>
+        </w:tc>
+      </w:tr>
+    </w:tbl>
+    <w:p>
+      <w:pPr>
+        <w:pStyle w:val="ListBullet"/>
+        <w:spacing w:before="0" w:after="20" w:line="252" w:lineRule="auto"/>
+      </w:pPr>
+      <w:r>
+        <w:rPr>
+          <w:rFonts w:ascii="Calibri" w:hAnsi="Calibri"/>
+          <w:sz w:val="18"/>
+        </w:rPr>
+        <w:t>Built a classification and inference pipeline on 720k+ sensor records using PyTorch and 4-bit quantized LLMs (Phi-3-Mini, Gemma-2B); engineered a soft-voting ensemble uniting SVM probabilities with LLM reasoning (96% accuracy) and structured JSON logging.</w:t>
+      </w:r>
+    </w:p>
+    <w:tbl>
+      <w:tblPr>
+        <w:tblW w:type="auto" w:w="0"/>
+        <w:jc w:val="center"/>
+        <w:tblLayout w:type="fixed"/>
+        <w:tblLook w:firstColumn="1" w:firstRow="1" w:lastColumn="0" w:lastRow="0" w:noHBand="0" w:noVBand="1" w:val="04A0"/>
+      </w:tblPr>
+      <w:tblGrid>
+        <w:gridCol w:w="7632"/>
+        <w:gridCol w:w="3024"/>
+      </w:tblGrid>
+      <w:tr>
+        <w:tc>
+          <w:tcPr>
+            <w:tcW w:type="dxa" w:w="5328"/>
+            <w:tcMar>
+              <w:top w:w="0" w:type="dxa"/>
+              <w:bottom w:w="0" w:type="dxa"/>
+              <w:left w:w="0" w:type="dxa"/>
+              <w:right w:w="0" w:type="dxa"/>
+            </w:tcMar>
+          </w:tcPr>
+          <w:p>
+            <w:pPr>
+              <w:keepNext/>
+              <w:spacing w:before="40" w:after="10"/>
+            </w:pPr>
+            <w:r>
+              <w:rPr>
+                <w:rFonts w:ascii="Calibri" w:hAnsi="Calibri"/>
+                <w:b/>
+                <w:sz w:val="19"/>
+              </w:rPr>
+              <w:t>Hotel Management &amp; Relational Database Application</w:t>
+            </w:r>
+            <w:r>
+              <w:rPr>
+                <w:rFonts w:ascii="Calibri" w:hAnsi="Calibri"/>
+                <w:i/>
+                <w:sz w:val="19"/>
+              </w:rPr>
+              <w:t xml:space="preserve"> | MySQL, PHP, JavaScript, AWS</w:t>
+            </w:r>
+          </w:p>
+        </w:tc>
+        <w:tc>
+          <w:tcPr>
+            <w:tcW w:type="dxa" w:w="5328"/>
+            <w:tcMar>
+              <w:top w:w="0" w:type="dxa"/>
+              <w:bottom w:w="0" w:type="dxa"/>
+              <w:left w:w="0" w:type="dxa"/>
+              <w:right w:w="0" w:type="dxa"/>
+            </w:tcMar>
+          </w:tcPr>
+          <w:p>
+            <w:pPr>
+              <w:keepNext/>
+              <w:spacing w:before="40" w:after="10"/>
+              <w:jc w:val="right"/>
+            </w:pPr>
+            <w:r>
+              <w:rPr>
+                <w:rFonts w:ascii="Calibri" w:hAnsi="Calibri"/>
+                <w:color w:val="464646"/>
+                <w:sz w:val="18"/>
+              </w:rPr>
+              <w:t>2025</w:t>
+            </w:r>
+          </w:p>
+        </w:tc>
+      </w:tr>
+    </w:tbl>
+    <w:p>
+      <w:pPr>
+        <w:pStyle w:val="ListBullet"/>
+        <w:spacing w:before="0" w:after="20" w:line="252" w:lineRule="auto"/>
+      </w:pPr>
+      <w:r>
+        <w:rPr>
+          <w:rFonts w:ascii="Calibri" w:hAnsi="Calibri"/>
+          <w:sz w:val="18"/>
+        </w:rPr>
+        <w:t>Designed a normalized relational database schema in MySQL managing reservations and transactions; built PHP backend services with parameterized SQL queries and deployed application on AWS cloud infrastructure.</w:t>
+      </w:r>
+    </w:p>
     <w:sectPr>
       <w:pgSz w:w="12240" w:h="15840"/>
-      <w:pgMar w:top="792" w:right="936" w:bottom="792" w:left="936" w:header="720" w:footer="720" w:gutter="0"/>
+      <w:pgMar w:top="648" w:right="792" w:bottom="648" w:left="792" w:header="720" w:footer="720" w:gutter="0"/>
       <w:cols w:space="720"/>
       <w:docGrid w:linePitch="360"/>
     </w:sectPr>

--- a/assets/resumes/Ayomide_Ajibola_Software_Engineer_Resume.docx
+++ b/assets/resumes/Ayomide_Ajibola_Software_Engineer_Resume.docx
@@ -72,7 +72,7 @@
           <w:rFonts w:ascii="Calibri" w:hAnsi="Calibri"/>
           <w:sz w:val="18"/>
         </w:rPr>
-        <w:t>I want to utilize my accelerated dual-degree background in Computational Science &amp; Engineering (B.S. &amp; M.S., 3.5 GPA) and corporate internship experience at KLA-Tencor to break into the tech industry as an entry-level Software Engineer, Backend Engineer, or QA/Test Automation Engineer. Skilled in distributed data engineering (PySpark, PostgreSQL), full-stack application development, automated test engineering, and cloud deployment (AWS Certified), with strong competencies in Python, Java, C++, SQL, Bash, Git, and CI/CD automation.</w:t>
+        <w:t>I want to utilize my accelerated dual-degree background in Computational Science &amp; Engineering (B.S. &amp; M.S., 3.5 GPA) and corporate internship experience at ECI Technology, a KLA Company to break into the tech industry as an entry-level Software Engineer, Backend Engineer, or QA/Test Automation Engineer. Skilled in distributed data engineering (PySpark, PostgreSQL), full-stack application development, automated test engineering, and cloud deployment (AWS Certified), with strong competencies in Python, Java, C++, SQL, Bash, Git, and CI/CD automation.</w:t>
       </w:r>
     </w:p>
     <w:p>
@@ -407,7 +407,7 @@
                 <w:i/>
                 <w:sz w:val="19"/>
               </w:rPr>
-              <w:t xml:space="preserve"> | ECI / KLA-Tencor Corporation</w:t>
+              <w:t xml:space="preserve"> | ECI Technology, a KLA Company</w:t>
             </w:r>
           </w:p>
         </w:tc>
